--- a/produktinfo-app/beispiele/Produktinformation_Haustuer_Laerche_lasiert_3-fach_Verglasu_Erika_Beispiel_2026-08-27.docx
+++ b/produktinfo-app/beispiele/Produktinformation_Haustuer_Laerche_lasiert_3-fach_Verglasu_Erika_Beispiel_2026-08-27.docx
@@ -727,6 +727,61 @@
       <w:tr>
         <w:tc>
           <w:tcPr>
+            <w:tcW w:type="pct" w:w="32%"/>
+            <w:tcBorders>
+              <w:top w:val="none" w:color="FFFFFF" w:sz="0"/>
+              <w:left w:val="none" w:color="FFFFFF" w:sz="0"/>
+              <w:bottom w:val="none" w:color="FFFFFF" w:sz="0"/>
+              <w:right w:val="none" w:color="FFFFFF" w:sz="0"/>
+            </w:tcBorders>
+            <w:tcMar>
+              <w:top w:type="dxa" w:w="20"/>
+              <w:left w:type="dxa" w:w="120"/>
+              <w:bottom w:type="dxa" w:w="20"/>
+              <w:right w:type="dxa" w:w="80"/>
+            </w:tcMar>
+          </w:tcPr>
+          <w:p>
+            <w:r>
+              <w:rPr>
+                <w:color w:val="5A655A"/>
+                <w:sz w:val="18"/>
+                <w:szCs w:val="18"/>
+              </w:rPr>
+              <w:t xml:space="preserve">DPP-Kennung</w:t>
+            </w:r>
+          </w:p>
+        </w:tc>
+        <w:tc>
+          <w:tcPr>
+            <w:tcW w:type="pct" w:w="68%"/>
+            <w:tcBorders>
+              <w:top w:val="none" w:color="FFFFFF" w:sz="0"/>
+              <w:left w:val="none" w:color="FFFFFF" w:sz="0"/>
+              <w:bottom w:val="none" w:color="FFFFFF" w:sz="0"/>
+              <w:right w:val="none" w:color="FFFFFF" w:sz="0"/>
+            </w:tcBorders>
+            <w:tcMar>
+              <w:top w:type="dxa" w:w="20"/>
+              <w:left w:type="dxa" w:w="0"/>
+              <w:bottom w:type="dxa" w:w="20"/>
+              <w:right w:type="dxa" w:w="120"/>
+            </w:tcMar>
+          </w:tcPr>
+          <w:p>
+            <w:r>
+              <w:rPr>
+                <w:sz w:val="18"/>
+                <w:szCs w:val="18"/>
+              </w:rPr>
+              <w:t xml:space="preserve">2ebe9545-b468-4776-85d9-b9e5cc0b4f47</w:t>
+            </w:r>
+          </w:p>
+        </w:tc>
+      </w:tr>
+      <w:tr>
+        <w:tc>
+          <w:tcPr>
             <w:gridSpan w:val="2"/>
             <w:tcBorders>
               <w:top w:val="none" w:color="FFFFFF" w:sz="0"/>
@@ -742,6 +797,127 @@
             </w:tcMar>
           </w:tcPr>
           <w:p/>
+        </w:tc>
+      </w:tr>
+    </w:tbl>
+    <w:tbl>
+      <w:tblPr>
+        <w:tblW w:type="pct" w:w="100%"/>
+        <w:tblBorders>
+          <w:top w:val="none" w:color="FFFFFF" w:sz="0"/>
+          <w:left w:val="none" w:color="FFFFFF" w:sz="0"/>
+          <w:bottom w:val="none" w:color="FFFFFF" w:sz="0"/>
+          <w:right w:val="none" w:color="FFFFFF" w:sz="0"/>
+          <w:insideH w:val="none" w:color="FFFFFF" w:sz="0"/>
+          <w:insideV w:val="none" w:color="FFFFFF" w:sz="0"/>
+        </w:tblBorders>
+      </w:tblPr>
+      <w:tblGrid>
+        <w:gridCol w:w="100"/>
+        <w:gridCol w:w="100"/>
+      </w:tblGrid>
+      <w:tr>
+        <w:tc>
+          <w:tcPr>
+            <w:tcW w:type="pct" w:w="16%"/>
+            <w:tcBorders>
+              <w:top w:val="none" w:color="FFFFFF" w:sz="0"/>
+              <w:left w:val="none" w:color="FFFFFF" w:sz="0"/>
+              <w:bottom w:val="none" w:color="FFFFFF" w:sz="0"/>
+              <w:right w:val="none" w:color="FFFFFF" w:sz="0"/>
+            </w:tcBorders>
+            <w:tcMar>
+              <w:top w:type="dxa" w:w="160"/>
+              <w:left w:type="dxa" w:w="0"/>
+              <w:bottom w:type="dxa" w:w="40"/>
+              <w:right w:type="dxa" w:w="120"/>
+            </w:tcMar>
+          </w:tcPr>
+          <w:p>
+            <w:r>
+              <w:drawing>
+                <wp:inline distT="0" distB="0" distL="0" distR="0">
+                  <wp:extent cx="800100" cy="800100"/>
+                  <wp:effectExtent t="0" r="0" b="0" l="0"/>
+                  <wp:docPr id="1" name="" descr="" title=""/>
+                  <wp:cNvGraphicFramePr>
+                    <a:graphicFrameLocks xmlns:a="http://schemas.openxmlformats.org/drawingml/2006/main" noChangeAspect="1"/>
+                  </wp:cNvGraphicFramePr>
+                  <a:graphic xmlns:a="http://schemas.openxmlformats.org/drawingml/2006/main">
+                    <a:graphicData uri="http://schemas.openxmlformats.org/drawingml/2006/picture">
+                      <pic:pic xmlns:pic="http://schemas.openxmlformats.org/drawingml/2006/picture">
+                        <pic:nvPicPr>
+                          <pic:cNvPr id="0" name="" descr=""/>
+                          <pic:cNvPicPr>
+                            <a:picLocks noChangeAspect="1" noChangeArrowheads="1"/>
+                          </pic:cNvPicPr>
+                        </pic:nvPicPr>
+                        <pic:blipFill>
+                          <a:blip r:embed="rId11" cstate="none"/>
+                          <a:srcRect/>
+                          <a:stretch>
+                            <a:fillRect/>
+                          </a:stretch>
+                        </pic:blipFill>
+                        <pic:spPr bwMode="auto">
+                          <a:xfrm>
+                            <a:off x="0" y="0"/>
+                            <a:ext cx="800100" cy="800100"/>
+                          </a:xfrm>
+                          <a:prstGeom prst="rect">
+                            <a:avLst/>
+                          </a:prstGeom>
+                        </pic:spPr>
+                      </pic:pic>
+                    </a:graphicData>
+                  </a:graphic>
+                </wp:inline>
+              </w:drawing>
+            </w:r>
+          </w:p>
+        </w:tc>
+        <w:tc>
+          <w:tcPr>
+            <w:tcW w:type="pct" w:w="84%"/>
+            <w:tcBorders>
+              <w:top w:val="none" w:color="FFFFFF" w:sz="0"/>
+              <w:left w:val="none" w:color="FFFFFF" w:sz="0"/>
+              <w:bottom w:val="none" w:color="FFFFFF" w:sz="0"/>
+              <w:right w:val="none" w:color="FFFFFF" w:sz="0"/>
+            </w:tcBorders>
+            <w:tcMar>
+              <w:top w:type="dxa" w:w="200"/>
+              <w:left w:type="dxa" w:w="0"/>
+              <w:bottom w:type="dxa" w:w="40"/>
+              <w:right w:type="dxa" w:w="0"/>
+            </w:tcMar>
+          </w:tcPr>
+          <w:p>
+            <w:pPr>
+              <w:spacing w:after="40"/>
+            </w:pPr>
+            <w:r>
+              <w:rPr>
+                <w:b/>
+                <w:bCs/>
+                <w:color w:val="2F5D3A"/>
+                <w:spacing w:val="20"/>
+                <w:sz w:val="15"/>
+                <w:szCs w:val="15"/>
+              </w:rPr>
+              <w:t xml:space="preserve">DIGITALER PRODUKTPASS (DPP-READY)</w:t>
+            </w:r>
+          </w:p>
+          <w:p>
+            <w:r>
+              <w:rPr>
+                <w:color w:val="5A655A"/>
+                <w:sz w:val="16"/>
+                <w:szCs w:val="16"/>
+              </w:rPr>
+              <w:t xml:space="preserve">Der QR-Code enthält die Produktidentifikation dieses Auftrags maschinenlesbar (Hersteller, Produkt, Material, DPP-Kennung).</w:t>
+            </w:r>
+          </w:p>
         </w:tc>
       </w:tr>
     </w:tbl>
